--- a/docs/nasser-video-script-course10.docx
+++ b/docs/nasser-video-script-course10.docx
@@ -1591,7 +1591,7 @@
           <w:szCs w:val="22"/>
           <w:rtl/>
         </w:rPr>
-        <w:t xml:space="preserve">المحور الثاني والثالث: السياسات الصحية والحوكمة الرقمية. السياسات الصحية هي مجموعة القرارات والخطط والإجراءات التنظيمية التي تتخذها الحكومات والمؤسسات لتحقيق أهداف صحية محددة، وتبرز أهميتها في تحسين النتائج الصحية العامة، والإنصاف في الوصول للرعاية، ورفع كفاءة النظم الصحية، والاستجابة للأزمات. وتشهد السياسات الصحية في المملكة تحولًا جذريًا ضمن رؤية 2030، عبر برنامج تحول القطاع الصحي، ونموذج الرعاية الصحية الحديث بتجمعاته الصحية العشرين، والتحول الرقمي من خلال منظومة نفيس وتطبيق صحتي. ومن أهم ملامح هذا التحول التحول نحو الرعاية المبنية على القيمة، التي تركز على جودة النتائج الصحية للمريض مقابل التكلفة، حيث يُكافأ مقدمو الرعاية على الحفاظ على صحة المرضى بدلًا من الدفع مقابل حجم الخدمات. أما الحوكمة الرقمية للتقنيات الصحية فتهدف إلى ضمان سلامة المرضى، وحماية البيانات الصحية والخصوصية، ومواءمة التكنولوجيا مع استراتيجية الرعاية الصحية، وإدارة دورة حياة تكنولوجيا الصحة الرقمية، وضمان قابلية التشغيل البيني. وتمر دورة حياة هذه التكنولوجيا بست مراحل: مقترح التقنية، فالتقييم السريري، فتقييم الأمن والخصوصية، فتقييم التقنية الصحية نفسه، فالشراء والتنفيذ، وأخيرًا المراقبة والتحسين المستمر.</w:t>
+        <w:t xml:space="preserve">المحور الثاني والثالث: السياسات الصحية والحوكمة الرقمية. السياسات الصحية هي مجموعة القرارات والخطط والإجراءات التنظيمية التي تتخذها الحكومات والمؤسسات لتحقيق أهداف صحية محددة، وتبرز أهميتها في تحسين النتائج الصحية العامة، والإنصاف في الوصول للرعاية، ورفع كفاءة النظم الصحية، والاستجابة للأزمات. وتشهد السياسات الصحية في المملكة تحولًا جذريًا ضمن رؤية 2030، عبر برنامج تحول القطاع الصحي، ونموذج الرعاية الصحية الحديث بتجمعاته الصحية العشرين، والتحول الرقمي من خلال منظومة نفيس وتطبيق صحتي. ومن أهم ملامح هذا التحول التحول نحو الرعاية المبنية على القيمة، التي تركز على جودة النتائج الصحية للمريض مقابل التكلفة، حيث يُكافأ مقدمو الرعاية على الحفاظ على صحة المرضى بدلًا من الدفع مقابل حجم الخدمات. ومن أبرز نماذج هذه الرعاية: منظمات الرعاية المسؤولة، حيث تتحمل شبكة من مقدمي الرعاية مسؤولية جماعية عن جودة وتكلفة رعاية مجموعة من المرضى؛ والدفع المجمّع، بدفعة واحدة تغطي كامل فترة العلاج بدلًا من الدفع لكل خدمة على حدة؛ والمراكز الطبية المتمحورة حول المريض، التي تضع المريض في مركز فريق رعاية منسّق. أما الحوكمة الرقمية للتقنيات الصحية فتهدف إلى ضمان سلامة المرضى، وحماية البيانات الصحية والخصوصية، ومواءمة التكنولوجيا مع استراتيجية الرعاية الصحية، وإدارة دورة حياة تكنولوجيا الصحة الرقمية، وضمان قابلية التشغيل البيني. وتمر دورة حياة هذه التكنولوجيا بست مراحل: مقترح التقنية، فالتقييم السريري، فتقييم الأمن والخصوصية، فتقييم التقنية الصحية نفسه، فالشراء والتنفيذ، وأخيرًا المراقبة والتحسين المستمر. وقبل اعتماد أي تقنية جديدة، توازن الحوكمة بين مخاطرها وعوائدها عبر خمس استراتيجيات محددة للتعامل مع التهديدات: التصعيد لرفع القرار لمستوى إداري أعلى، أو التجنب بإلغاء النشاط المولّد للخطر، أو التحويل بنقل أثره لطرف آخر كالتأمين، أو التخفيف بإجراءات تقلل احتماليته أو حجمه، أو القبول بالاستمرار مع توثيقه ومراقبته.</w:t>
       </w:r>
     </w:p>
     <w:p>
@@ -2771,7 +2771,7 @@
           <w:szCs w:val="22"/>
           <w:rtl/>
         </w:rPr>
-        <w:t xml:space="preserve">المحور الثالث: حوكمة البيانات الصحية. حوكمة البيانات هي ممارسة السلطة والتحكم، أي التخطيط والتنفيذ والمراقبة والإنفاذ، في إدارة أصول البيانات. أما إدارة البيانات نفسها فهي تطوير وتنفيذ الخطط والسياسات التي توفر وتحمي وتعزز قيمة هذه الأصول طوال دورات حياتها. في السياق الصحي، تهدف حوكمة البيانات إلى حماية خصوصية المريض وأمنه، وتحسين جودة البيانات وسلامتها، وضمان الامتثال للوائح، وتحسين نتائج المرضى، وتعزيز فائدة البيانات وقابلية التشغيل البيني، وتحديد المسؤوليات بوضوح. وتتوزع مسؤوليات إدارة البيانات على أدوار محددة: كبير مسؤولي البيانات المسؤول عن استراتيجية البيانات والامتثال والأمن، ومجلس حوكمة البيانات الذي يدير مبادرات الحوكمة والتصعيدات، ومكتب حوكمة البيانات الذي ينسّق الأدوار عبر المؤسسة، ومشرف البيانات المسؤول عن إنشاء البيانات الوصفية وتوثيق القواعد ومعالجة مشكلات الجودة. ويمكن لأي مؤسسة أن تتبنى أحد ثلاثة نماذج لتشغيل حوكمة بياناتها: النموذج المركزي حيث تشرف جهة واحدة على جميع الأنشطة، أو النموذج المتكرر حيث تتبنى كل وحدة أعمال نفس نموذج التشغيل بشكل مستقل، أو النموذج الاتحادي حيث تنسّق جهة واحدة مع وحدات الأعمال المتعددة للحفاظ على تعريفات ومعايير متسقة. وتُقاس جودة البيانات عبر ستة معايير: الصلاحية، والاكتمال، والاتساق، والتحديث، والتوقيت، والتفرد، على أن يركز الاهتمام أولًا على البيانات الأكثر أهمية للمؤسسة وعملائها.</w:t>
+        <w:t xml:space="preserve">المحور الثالث: حوكمة البيانات الصحية. حوكمة البيانات هي ممارسة السلطة والتحكم، أي التخطيط والتنفيذ والمراقبة والإنفاذ، في إدارة أصول البيانات. أما إدارة البيانات نفسها فهي تطوير وتنفيذ الخطط والسياسات التي توفر وتحمي وتعزز قيمة هذه الأصول طوال دورات حياتها؛ فالحوكمة تحدد "ماذا" يجب فعله، والإدارة تتولى "كيف" يتحقق ذلك على أرض الواقع. في السياق الصحي، تهدف حوكمة البيانات إلى حماية خصوصية المريض وأمنه، وتحسين جودة البيانات وسلامتها، وضمان الامتثال للوائح، وتحسين نتائج المرضى، وتعزيز فائدة البيانات وقابلية التشغيل البيني، وتحديد المسؤوليات بوضوح. وتقوم حوكمة البيانات على ست وظائف أساسية: الاستراتيجية التي تحدد الاتجاه العام، والسياسات التي تضع القواعد الناظمة، والمعايير التي توحّد مقاييس الجودة، والإشراف الذي يتابع الالتزام، والامتثال الذي يضمن التوافق مع اللوائح، وإدارة المشكلات التي ترصد مشكلات الجودة وتعالجها. وتتوزع مسؤوليات إدارة البيانات على أدوار محددة: كبير مسؤولي البيانات المسؤول عن استراتيجية البيانات والامتثال والأمن، ومجلس حوكمة البيانات الذي يدير مبادرات الحوكمة والتصعيدات، ومكتب حوكمة البيانات الذي ينسّق الأدوار عبر المؤسسة، ومشرف البيانات المسؤول عن إنشاء البيانات الوصفية وتوثيق القواعد ومعالجة مشكلات الجودة. ويمكن لأي مؤسسة أن تتبنى أحد ثلاثة نماذج لتشغيل حوكمة بياناتها: النموذج المركزي حيث تشرف جهة واحدة على جميع الأنشطة، أو النموذج المتكرر حيث تتبنى كل وحدة أعمال نفس نموذج التشغيل بشكل مستقل، أو النموذج الاتحادي حيث تنسّق جهة واحدة مع وحدات الأعمال المتعددة للحفاظ على تعريفات ومعايير متسقة. وتُقاس جودة البيانات عبر ستة معايير: الصلاحية، والاكتمال، والاتساق، والتحديث، والتوقيت، والتفرد، على أن يركز الاهتمام أولًا على البيانات الأكثر أهمية للمؤسسة وعملائها.</w:t>
       </w:r>
     </w:p>
     <w:p>
@@ -3768,7 +3768,7 @@
           <w:szCs w:val="22"/>
           <w:rtl/>
         </w:rPr>
-        <w:t xml:space="preserve">ننتقل الآن إلى تكامل البيانات والتشغيل البيني ومستوياته. المحور الأول: تكامل البيانات والتشغيل البيني. تكامل البيانات هو القدرة على نقل البيانات وتوحيدها داخل وبين مخازن البيانات والتطبيقات والمؤسسات. أما التشغيل البيني، فهو قدرة الأنظمة المتعددة على التواصل وتبادل البيانات وتفسيرها واستخدامها بسلاسة وأمان، دون بذل جهد خاص، بحيث تُفهم المعلومة بمجرد مشاركتها. ويُصنَّف التشغيل البيني إلى أربعة مستويات متدرجة: التشغيل البيني للنقل، حيث تُنقل المعلومات عبر بنية تحتية وبروتوكولات معتمدة؛ فالتشغيل البيني التركيبي أو الهيكلي، حيث تُتبادل البيانات بتنسيقات وهياكل مفهومة لمختلف الأنظمة؛ يليه المستوى الدلالي الذي يضمن فهمًا موحدًا لمعنى البيانات؛ ثم المستوى التنظيمي الذي يوائم السياسات بين المؤسسات. ومن فوائد قابلية التشغيل البيني: وصول أوسع للبيانات، وكفاءة محسّنة، ومرونة أعلى، وامتثال أفضل، وقرارات أكثر دراسة، وتعاون معزز بين مختلف الأنظمة والمؤسسات.</w:t>
+        <w:t xml:space="preserve">ننتقل الآن إلى تكامل البيانات والتشغيل البيني ومستوياته. المحور الأول: تكامل البيانات والتشغيل البيني. تكامل البيانات هو القدرة على نقل البيانات وتوحيدها داخل وبين مخازن البيانات والتطبيقات والمؤسسات. أما التشغيل البيني، فهو قدرة الأنظمة المتعددة على التواصل وتبادل البيانات وتفسيرها واستخدامها بسلاسة وأمان، دون بذل جهد خاص، بحيث تُفهم المعلومة بمجرد مشاركتها. ويقوم هذا التكامل على مفاهيم تقنية أساسية: عملية الاستخراج والتحويل والتحميل المعروفة اختصارًا بـ ETL، وخرائط المطابقة التي تحدد قواعد استخراج البيانات وتحويلها بين الأنظمة، وزمن الاستجابة الذي يقيس الفارق بين إنشاء البيانات وتوفرها للاستخدام، والمعالجة بالحزم أو في الوقت شبه الفعلي حسب طبيعة الحاجة. ويُصنَّف التشغيل البيني إلى أربعة مستويات متدرجة: التشغيل البيني للنقل، حيث تُنقل المعلومات عبر بنية تحتية وبروتوكولات معتمدة؛ فالتشغيل البيني التركيبي أو الهيكلي، حيث تُتبادل البيانات بتنسيقات وهياكل مفهومة لمختلف الأنظمة؛ يليه المستوى الدلالي الذي يضمن فهمًا موحدًا لمعنى البيانات؛ ثم المستوى التنظيمي الذي يوائم السياسات بين المؤسسات. ومن فوائد قابلية التشغيل البيني: وصول أوسع للبيانات، وكفاءة محسّنة، ومرونة أعلى، وامتثال أفضل، وقرارات أكثر دراسة، وتعاون معزز بين مختلف الأنظمة والمؤسسات. وفي المقابل، تكشف التقارير أن غياب هذا التكامل له تكلفة حقيقية: اثنان وأربعون بالمئة من الأجهزة الطبية غير مستغَلة بالكامل بسبب ضعف التشغيل البيني، مما يرفع التكلفة التشغيلية بنسبة تصل إلى خمسة وعشرين بالمئة.</w:t>
       </w:r>
     </w:p>
     <w:p>
@@ -5389,7 +5389,7 @@
           <w:szCs w:val="22"/>
           <w:rtl/>
         </w:rPr>
-        <w:t xml:space="preserve">المحور الثالث: الامتثال والحوكمة والمخاطر. الامتثال يعني الالتزام بالقوانين واللوائح والسياسات والمعايير التي تحكم نشاط المؤسسة، من الناحية القانونية والتنظيمية والأخلاقية على حد سواء، وتبرز أهميته في الحماية القانونية وتقليل المخاطر، وتعزيز السمعة والثقة، وتحسين الحوكمة الداخلية. وغالبًا ما تُذكر الحوكمة والمخاطر والامتثال معًا تحت مصطلح GRC؛ فالحوكمة إطار قيادي طويل المدى لتوجيه المؤسسة، وإدارة المخاطر تحليل وتخطيط وقائي لاستباق الأحداث غير المتوقعة، والامتثال تنفيذ وضبط مستمر لضمان الالتزام بالقوانين والمعايير. وتشمل فئات الامتثال في القطاع الصحي: الامتثال الصحي، وأمن المعلومات، والأخلاقي، والتشغيلي الداخلي، والقانوني، والتنظيمي، والمالي، والبيئي. ولكي يكون برنامج الامتثال المؤسسي متكاملًا وفعّالًا، يجب أن يضم التزام القيادة، وسياسات وإجراءات واضحة، وتحديد الأدوار والمسؤوليات، وتقييم مخاطر الامتثال، وبرامج تدريب وتوعية، وآليات إبلاغ وتحقيق آمنة، ورصدًا ومراجعة مستمرة، وتحسينًا مستمرًا.</w:t>
+        <w:t xml:space="preserve">المحور الثالث: الامتثال والحوكمة والمخاطر. الامتثال يعني الالتزام بالقوانين واللوائح والسياسات والمعايير التي تحكم نشاط المؤسسة، من الناحية القانونية والتنظيمية والأخلاقية على حد سواء، وتبرز أهميته في الحماية القانونية وتقليل المخاطر، وتعزيز السمعة والثقة، وتحسين الحوكمة الداخلية. وغالبًا ما تُذكر الحوكمة والمخاطر والامتثال معًا تحت مصطلح GRC؛ فالحوكمة إطار قيادي طويل المدى لتوجيه المؤسسة، وإدارة المخاطر تحليل وتخطيط وقائي لاستباق الأحداث غير المتوقعة، والامتثال تنفيذ وضبط مستمر لضمان الالتزام بالقوانين والمعايير. وتشمل فئات الامتثال في القطاع الصحي ستة محاور رئيسية، ولكل منها معاييره الدولية المرجعية: الامتثال الصحي لسلامة المرضى وجودة الرعاية، وأمن المعلومات وفق لائحة GDPR ومعيار ISO 27001، والامتثال الأخلاقي وفق معيار ISO 37001 لمكافحة الرشوة، والامتثال البيئي وفق معياري ISO 14001 وISO 45001، والامتثال المالي والمحاسبي وفق معايير IFRS، والامتثال القانوني والتنظيمي والتشغيلي بالالتزام باللوائح الحكومية وإجراءات العمل الداخلية. ولكي يكون برنامج الامتثال المؤسسي متكاملًا وفعّالًا، يجب أن يضم ثمانية مكوّنات مترابطة: التزام القيادة، وسياسات وإجراءات واضحة، وتحديد الأدوار والمسؤوليات، وتقييم مخاطر الامتثال، وبرامج تدريب وتوعية، وآليات إبلاغ وتحقيق آمنة، ورصدًا ومراجعة مستمرة، وأخيرًا تحسينًا مستمرًا مبنيًا على الدروس المستفادة.</w:t>
       </w:r>
     </w:p>
     <w:p>
@@ -6339,7 +6339,7 @@
           <w:szCs w:val="22"/>
           <w:rtl/>
         </w:rPr>
-        <w:t xml:space="preserve">المحور الأول: أهمية التشريعات الصحية ودور الجهات التنظيمية. تُعد التشريعات المنظمة للتقنيات الصحية ضرورة حتمية لضمان سلامة المرضى، وحماية البيانات الشخصية، وضمان جودة الرعاية؛ فهي تضمن سلامة المرضى والجودة عبر معايير دقيقة للاستخدام الآمن للأجهزة، وتواكب التطور التكنولوجي من ذكاء اصطناعي وطب اتصالي، وتحمي البيانات الشخصية والخصوصية، وتحدد المسؤولية القانونية عند استخدام تقنيات جديدة، وتنظم البحث العلمي والابتكار، وتعزز الثقة في الرعاية الصحية. وتتمثل أدوار الجهات التنظيمية في وضع المعايير والرقابة على المرافق الصحية، وإصدار التراخيص والاعتماد للمؤسسات والمنتجات الطبية، ومراقبة ما بعد التسويق لضمان سلامة الأجهزة المتداولة والحد من انتشار الأجهزة متدنية الجودة أو المغشوشة، والمشاركة في التخطيط والهيكلة الصحية، وتنظيم العمل الفني عبر لجان متخصصة، وإصلاح المنظومة الصحية بشكل مستمر لتعزيز جودة الخدمات وحقوق المرضى.</w:t>
+        <w:t xml:space="preserve">المحور الأول: أهمية التشريعات الصحية ودور الجهات التنظيمية. تُعد التشريعات المنظمة للتقنيات الصحية ضرورة حتمية لضمان سلامة المرضى، وحماية البيانات الشخصية، وضمان جودة الرعاية؛ فهي تضمن سلامة المرضى والجودة عبر معايير دقيقة للاستخدام الآمن للأجهزة، وتواكب التطور التكنولوجي من ذكاء اصطناعي وطب اتصالي، وتحمي البيانات الشخصية والخصوصية، وتحدد المسؤولية القانونية عند استخدام تقنيات جديدة، وتنظم البحث العلمي والابتكار، وتعزز الثقة في الرعاية الصحية. وتتمثل أدوار الجهات التنظيمية في وضع المعايير والرقابة على المرافق الصحية، وإصدار التراخيص والاعتماد للمؤسسات والمنتجات الطبية، ومراقبة ما بعد التسويق لضمان سلامة الأجهزة المتداولة والحد من انتشار الأجهزة متدنية الجودة أو المغشوشة، والمشاركة في التخطيط والهيكلة الصحية، وتنظيم العمل الفني عبر لجان متخصصة، وإصلاح المنظومة الصحية بشكل مستمر لتعزيز جودة الخدمات وحقوق المرضى. ومن أهم الأطر التي تترجم هذه التشريعات إلى ممارسة يومية مبدأ الخصوصية بالتصميم، القائم على سبعة مبادئ أساسية: الاستباقية لا رد الفعل، والخصوصية كإعداد افتراضي، ودمج الخصوصية في التصميم كوظيفة أساسية، وتحقيق الوظائف الكاملة بمحصلة إيجابية لا صفرية، والأمان الشامل لحماية دورة حياة البيانات كاملة، والشفافية والوضوح، وأخيرًا احترام خصوصية المستخدم بجعله محور كل قرار.</w:t>
       </w:r>
     </w:p>
     <w:p>
@@ -6489,7 +6489,7 @@
           <w:szCs w:val="22"/>
           <w:rtl/>
         </w:rPr>
-        <w:t xml:space="preserve">تدور هذه الشريحة حول الخصوصية بالتصميم والتشريعات الدولية ونظام حماية البيانات السعودي. المحور الثاني: الخصوصية بالتصميم والتشريعات الدولية. الخصوصية بالتصميم إطار عمل يهدف إلى دمج الخصوصية في تصميم الأنظمة منذ البداية، وهو نهج استباقي يركز على منع انتهاكات الخصوصية قبل وقوعها. أما اللائحة العامة لحماية البيانات GDPR، فهي قانون شامل للاتحاد الأوروبي يمنح الأفراد سيطرة أكبر على بياناتهم، وقد يؤدي عدم الامتثال لها إلى غرامات تصل إلى عشرين مليون يورو أو أربعة بالمئة من الإيرادات السنوية العالمية. وقانون HIPAA الأمريكي يضع معايير وطنية لحماية المعلومات الصحية الحساسة للمرضى من الإفصاح غير المصرح به. وفي المملكة العربية السعودية، ينظم نظام حماية البيانات الشخصية، والذي تشرف عليه الهيئة السعودية للبيانات والذكاء الاصطناعي "سدايا"، كيفية قيام المؤسسات بجمع البيانات الشخصية واستخدامها وتخزينها ونقلها. ويقوم هذا النظام على ست مبادئ: المشروعية، وتحديد الغرض، وتقليل البيانات، والدقة، وتحديد مدة الاحتفاظ، وحماية البيانات عبر التشفير والتحكم في الوصول. ويمنح النظام أصحاب البيانات خمسة حقوق أساسية: الحق في العلم، والحق في الوصول، والحق في التصحيح، والحق في الإتلاف، والحق في سحب الموافقة في أي وقت.</w:t>
+        <w:t xml:space="preserve">تدور هذه الشريحة حول الخصوصية بالتصميم والتشريعات الدولية ونظام حماية البيانات السعودي. المحور الثاني: الخصوصية بالتصميم والتشريعات الدولية. الخصوصية بالتصميم إطار عمل يهدف إلى دمج الخصوصية في تصميم الأنظمة منذ البداية، وهو نهج استباقي يركز على منع انتهاكات الخصوصية قبل وقوعها. أما اللائحة العامة لحماية البيانات GDPR، فهي قانون شامل للاتحاد الأوروبي يمنح الأفراد سيطرة أكبر على بياناتهم، وتقوم على ستة مبادئ راسخة: العدالة والشفافية والمشروعية، وتحديد الغرض من جمع البيانات، وتقليل البيانات للحد الضروري، والدقة، وتحديد مدة التخزين، والنزاهة والسرية والمساءلة، وقد يؤدي عدم الامتثال لها إلى غرامات تصل إلى عشرين مليون يورو أو أربعة بالمئة من الإيرادات السنوية العالمية. وقانون HIPAA الأمريكي يضع معايير وطنية لحماية المعلومات الصحية الحساسة للمرضى من الإفصاح غير المصرح به، عبر ثلاث قواعد رئيسية: قاعدة الخصوصية التي تحدد قواعد استخدام المعلومات، وقاعدة الأمن التي تُلزم بضمانات تقنية ومادية وإدارية، وقاعدة الإبلاغ عن الاختراقات. وفي المملكة العربية السعودية، ينظم نظام حماية البيانات الشخصية، والذي تشرف عليه الهيئة السعودية للبيانات والذكاء الاصطناعي "سدايا"، كيفية قيام المؤسسات بجمع البيانات الشخصية واستخدامها وتخزينها ونقلها. ويقوم هذا النظام على ست مبادئ: المشروعية، وتحديد الغرض، وتقليل البيانات، والدقة، وتحديد مدة الاحتفاظ، وحماية البيانات عبر التشفير والتحكم في الوصول. ويمنح النظام أصحاب البيانات خمسة حقوق أساسية: الحق في العلم، والحق في الوصول، والحق في التصحيح، والحق في الإتلاف، والحق في سحب الموافقة في أي وقت.</w:t>
       </w:r>
     </w:p>
     <w:p>
@@ -6827,7 +6827,7 @@
           <w:szCs w:val="22"/>
           <w:rtl/>
         </w:rPr>
-        <w:t xml:space="preserve">المحور الثالث: أخلاقيات استخدام التقنيات الصحية والتعاون. تشير هذه الأخلاقيات إلى المبادئ التي تنظّم استخدام التكنولوجيا في الرعاية الصحية بطريقة تحافظ على سلامة المرضى وخصوصيتهم وحقوقهم وعدالة الوصول للخدمات، وتقوم على أربعة مبادئ راسخة: الاستقلالية، أي احترام حق المريض في معرفة كيفية استخدام بياناته والموافقة عليها؛ وعدم الإضرار، أي عدم استخدام التقنية بطريقة قد تسبب ضررًا للمريض؛ والإحسان، أي أن تحقق التقنية فائدة حقيقية له؛ والعدالة، أي ضمان الإنصاف في الوصول إلى الخدمات الصحية الرقمية. وعند استخدام الذكاء الاصطناعي، تبرز ثلاثة اعتبارات جوهرية: الشفافية بمعرفة كيف يعمل النظام وحدود دقته، والمساءلة بتحديد المسؤول عند حدوث خطأ، وعدم التحيّز بضمان أن تكون بيانات التدريب متوازنة، مع بقاء الإشراف البشري داعمًا للقرار الطبي لا بديلًا عنه. وتختتم رحلتنا في هذه الحقيبة بمحور التعاون: الشراكات مع القطاع الخاص، والتعاون البحثي والتقني، وإدارة المصالح المشتركة بشفافية، وتسريع الابتكار المنظم عبر أطر واضحة تجمع بين الابتكار والمسؤولية.</w:t>
+        <w:t xml:space="preserve">المحور الثالث: أخلاقيات استخدام التقنيات الصحية والتعاون. تشير هذه الأخلاقيات إلى المبادئ التي تنظّم استخدام التكنولوجيا في الرعاية الصحية بطريقة تحافظ على سلامة المرضى وخصوصيتهم وحقوقهم وعدالة الوصول للخدمات، وتقوم على أربعة مبادئ راسخة: الاستقلالية، أي احترام حق المريض في معرفة كيفية استخدام بياناته والموافقة عليها؛ وعدم الإضرار، أي عدم استخدام التقنية بطريقة قد تسبب ضررًا للمريض؛ والإحسان، أي أن تحقق التقنية فائدة حقيقية له؛ والعدالة، أي ضمان الإنصاف في الوصول إلى الخدمات الصحية الرقمية. وعند استخدام الذكاء الاصطناعي، تبرز ثلاثة اعتبارات جوهرية: الشفافية بمعرفة كيف يعمل النظام وحدود دقته، والمساءلة بتحديد المسؤول عند حدوث خطأ، وعدم التحيّز بضمان أن تكون بيانات التدريب متوازنة، مع بقاء الإشراف البشري داعمًا للقرار الطبي لا بديلًا عنه. وتختلف هذه المبادئ باختلاف السياق التطبيقي: ففي الطب عن بُعد، تبرز أخلاقيات سرية الاتصال، والتحقق من هوية الطبيب والمريض، وحماية السجلات الطبية؛ وفي الأجهزة الذكية والقابلة للارتداء، يجب اختبارها واعتمادها تنظيميًا ومراقبة أدائها المستمر تفاديًا لمخاطر تسريب البيانات أو القراءات غير الدقيقة؛ وعند مشاركة البيانات الصحية للبحث العلمي، يجب الالتزام بموافقة المريض الصريحة وإخفاء الهوية وتحديد الغرض البحثي بوضوح ومنع أي محاولة لإعادة التعريف بالمريض. وتختتم رحلتنا في هذه الحقيبة بمحور التعاون: الشراكات مع القطاع الخاص، والتعاون البحثي والتقني، وإدارة المصالح المشتركة بشفافية، وتسريع الابتكار المنظم عبر أطر واضحة تجمع بين الابتكار والمسؤولية.</w:t>
       </w:r>
     </w:p>
     <w:p>

--- a/docs/nasser-video-script-course10.docx
+++ b/docs/nasser-video-script-course10.docx
@@ -1150,7 +1150,7 @@
           <w:szCs w:val="22"/>
           <w:rtl/>
         </w:rPr>
-        <w:t xml:space="preserve">في هذه المحطة نتحدث عن تقييم التقنيات الصحية HTA: النطاق والتسلسل. نتوقف الآن عند تفاصيل تقييم التقنيات الصحية. نطاقه يشمل الفعالية السريرية والسلامة والجدوى الاقتصادية والأثر الاجتماعي والتنظيمي، وهدفه توفير المعلومات اللازمة لاتخاذ القرارات وتخصيص الموارد المحدودة لأكثر العلاجات فعالية، ومنهجيته تقوم على بحوث قائمة على الأدلة، وأبرز المنظمات المعنية به منظمة الصحة العالمية والمفوضية الأوروبية والهيئات الوطنية. ويمر هذا التقييم بسبع مراحل متسلسلة: تحديد النطاق، ثم مراجعة الأدلة، فبناء النموذج الاقتصادي، فتحليل الميزانية، فتحليل التأثير على النظام، فمراجعة الأثر على المعايير الأخلاقية، وأخيرًا التوصية. ويأخذ هذا التقييم ثلاثة أشكال بحسب الحاجة: تقييم شامل متعدد المجالات على المستوى الوطني، أو تقييم سريع يصلح لمراجعة مختصرة عند اتخاذ قرارات عاجلة، أو تقييم مصغّر خاص بمستشفى بعينه.</w:t>
+        <w:t xml:space="preserve">في هذه المحطة نتحدث عن تقييم التقنيات الصحية HTA: النطاق والتسلسل. نتوقف الآن عند تفاصيل تقييم التقنيات الصحية. نطاقه يشمل الفعالية السريرية والسلامة والجدوى الاقتصادية والأثر الاجتماعي والتنظيمي، وهدفه توفير المعلومات اللازمة لاتخاذ القرارات وتخصيص الموارد المحدودة لأكثر العلاجات فعالية، ومنهجيته تقوم على بحوث قائمة على الأدلة، وأبرز المنظمات المعنية به منظمة الصحة العالمية والمفوضية الأوروبية والهيئات الوطنية. ويمر هذا التقييم بسبع مراحل متسلسلة: تحديد النطاق، ثم مراجعة الأدلة، فبناء النموذج الاقتصادي، فتحليل الميزانية، فتحليل التأثير على النظام، فمراجعة الأثر على المعايير الأخلاقية، وأخيرًا التوصية. ويأخذ هذا التقييم ثلاثة أشكال بحسب الحاجة: تقييم شامل متعدد المجالات على المستوى الوطني، أو تقييم سريع يصلح لمراجعة مختصرة عند اتخاذ قرارات عاجلة، أو تقييم مصغّر خاص بمستشفى بعينه. ولهذا التقييم نطاقان: النطاق السريري، الذي يحدد الفعالية النسبية والسلامة مقارنةً بالممارسات الحالية عبر توليد الأدلة من التجارب العشوائية والبيانات الواقعية؛ والنطاق الرقمي، الذي يقيّم التقنيات القائمة على البرمجيات كالأجهزة الطبية البرمجية SaMD وحلول المراقبة عن بُعد، وفق ثلاثة معايير خاصة به: حماية البيانات، والأمن التقني وقابلية التشغيل البيني، وسهولة الاستخدام.</w:t>
       </w:r>
     </w:p>
     <w:p>
@@ -1591,7 +1591,7 @@
           <w:szCs w:val="22"/>
           <w:rtl/>
         </w:rPr>
-        <w:t xml:space="preserve">المحور الثاني والثالث: السياسات الصحية والحوكمة الرقمية. السياسات الصحية هي مجموعة القرارات والخطط والإجراءات التنظيمية التي تتخذها الحكومات والمؤسسات لتحقيق أهداف صحية محددة، وتبرز أهميتها في تحسين النتائج الصحية العامة، والإنصاف في الوصول للرعاية، ورفع كفاءة النظم الصحية، والاستجابة للأزمات. وتشهد السياسات الصحية في المملكة تحولًا جذريًا ضمن رؤية 2030، عبر برنامج تحول القطاع الصحي، ونموذج الرعاية الصحية الحديث بتجمعاته الصحية العشرين، والتحول الرقمي من خلال منظومة نفيس وتطبيق صحتي. ومن أهم ملامح هذا التحول التحول نحو الرعاية المبنية على القيمة، التي تركز على جودة النتائج الصحية للمريض مقابل التكلفة، حيث يُكافأ مقدمو الرعاية على الحفاظ على صحة المرضى بدلًا من الدفع مقابل حجم الخدمات. ومن أبرز نماذج هذه الرعاية: منظمات الرعاية المسؤولة، حيث تتحمل شبكة من مقدمي الرعاية مسؤولية جماعية عن جودة وتكلفة رعاية مجموعة من المرضى؛ والدفع المجمّع، بدفعة واحدة تغطي كامل فترة العلاج بدلًا من الدفع لكل خدمة على حدة؛ والمراكز الطبية المتمحورة حول المريض، التي تضع المريض في مركز فريق رعاية منسّق. أما الحوكمة الرقمية للتقنيات الصحية فتهدف إلى ضمان سلامة المرضى، وحماية البيانات الصحية والخصوصية، ومواءمة التكنولوجيا مع استراتيجية الرعاية الصحية، وإدارة دورة حياة تكنولوجيا الصحة الرقمية، وضمان قابلية التشغيل البيني. وتمر دورة حياة هذه التكنولوجيا بست مراحل: مقترح التقنية، فالتقييم السريري، فتقييم الأمن والخصوصية، فتقييم التقنية الصحية نفسه، فالشراء والتنفيذ، وأخيرًا المراقبة والتحسين المستمر. وقبل اعتماد أي تقنية جديدة، توازن الحوكمة بين مخاطرها وعوائدها عبر خمس استراتيجيات محددة للتعامل مع التهديدات: التصعيد لرفع القرار لمستوى إداري أعلى، أو التجنب بإلغاء النشاط المولّد للخطر، أو التحويل بنقل أثره لطرف آخر كالتأمين، أو التخفيف بإجراءات تقلل احتماليته أو حجمه، أو القبول بالاستمرار مع توثيقه ومراقبته.</w:t>
+        <w:t xml:space="preserve">المحور الثاني والثالث: السياسات الصحية والحوكمة الرقمية. السياسات الصحية هي مجموعة القرارات والخطط والإجراءات التنظيمية التي تتخذها الحكومات والمؤسسات لتحقيق أهداف صحية محددة، وتبرز أهميتها في تحسين النتائج الصحية العامة، والإنصاف في الوصول للرعاية، ورفع كفاءة النظم الصحية، والاستجابة للأزمات، وتحديد الرؤية والأولويات، ودعم التنمية الاقتصادية والاجتماعية. وتشهد السياسات الصحية في المملكة تحولًا جذريًا ضمن رؤية 2030، عبر برنامج تحول القطاع الصحي، ونموذج الرعاية الصحية الحديث بتجمعاته الصحية العشرين، والتحول الرقمي من خلال منظومة نفيس وتطبيق صحتي، والتمويل والخصخصة بإنشاء شركة الصحة القابضة لتقديم الخدمات، والاستباقية والوقاية بدلًا من الاقتصار على العلاج. ومن أهم ملامح هذا التحول التحول نحو الرعاية المبنية على القيمة، التي تركز على جودة النتائج الصحية للمريض مقابل التكلفة، حيث يُكافأ مقدمو الرعاية على الحفاظ على صحة المرضى بدلًا من الدفع مقابل حجم الخدمات. ومن أبرز نماذج هذه الرعاية: منظمات الرعاية المسؤولة، حيث تتحمل شبكة من مقدمي الرعاية مسؤولية جماعية عن جودة وتكلفة رعاية مجموعة من المرضى؛ والدفع المجمّع، بدفعة واحدة تغطي كامل فترة العلاج بدلًا من الدفع لكل خدمة على حدة؛ والمراكز الطبية المتمحورة حول المريض، التي تضع المريض في مركز فريق رعاية منسّق. أما الحوكمة الرقمية للتقنيات الصحية فتهدف إلى ضمان سلامة المرضى، وحماية البيانات الصحية والخصوصية، ومواءمة التكنولوجيا مع استراتيجية الرعاية الصحية، وإدارة دورة حياة تكنولوجيا الصحة الرقمية، وضمان قابلية التشغيل البيني. وتمر دورة حياة هذه التكنولوجيا بست مراحل: مقترح التقنية، فالتقييم السريري، فتقييم الأمن والخصوصية، فتقييم التقنية الصحية نفسه، فالشراء والتنفيذ، وأخيرًا المراقبة والتحسين المستمر. وتعتمد المؤسسات في حوكمة تقنياتها الصحية على أطر دولية معروفة، مثل ISO 80001 لإدارة مخاطر الأجهزة الطبية المتصلة بالشبكة، وISO 27001 وCOBIT وITIL التي تساعد في تحديد التهديدات السيبرانية والحماية منها والاستجابة لها والتعافي منها. وقبل اعتماد أي تقنية جديدة، توازن الحوكمة بين مخاطرها وعوائدها عبر خمس استراتيجيات محددة للتعامل مع التهديدات: التصعيد لرفع القرار لمستوى إداري أعلى، أو التجنب بإلغاء النشاط المولّد للخطر، أو التحويل بنقل أثره لطرف آخر كالتأمين، أو التخفيف بإجراءات تقلل احتماليته أو حجمه، أو القبول بالاستمرار مع توثيقه ومراقبته.</w:t>
       </w:r>
     </w:p>
     <w:p>
@@ -2771,7 +2771,7 @@
           <w:szCs w:val="22"/>
           <w:rtl/>
         </w:rPr>
-        <w:t xml:space="preserve">المحور الثالث: حوكمة البيانات الصحية. حوكمة البيانات هي ممارسة السلطة والتحكم، أي التخطيط والتنفيذ والمراقبة والإنفاذ، في إدارة أصول البيانات. أما إدارة البيانات نفسها فهي تطوير وتنفيذ الخطط والسياسات التي توفر وتحمي وتعزز قيمة هذه الأصول طوال دورات حياتها؛ فالحوكمة تحدد "ماذا" يجب فعله، والإدارة تتولى "كيف" يتحقق ذلك على أرض الواقع. في السياق الصحي، تهدف حوكمة البيانات إلى حماية خصوصية المريض وأمنه، وتحسين جودة البيانات وسلامتها، وضمان الامتثال للوائح، وتحسين نتائج المرضى، وتعزيز فائدة البيانات وقابلية التشغيل البيني، وتحديد المسؤوليات بوضوح. وتقوم حوكمة البيانات على ست وظائف أساسية: الاستراتيجية التي تحدد الاتجاه العام، والسياسات التي تضع القواعد الناظمة، والمعايير التي توحّد مقاييس الجودة، والإشراف الذي يتابع الالتزام، والامتثال الذي يضمن التوافق مع اللوائح، وإدارة المشكلات التي ترصد مشكلات الجودة وتعالجها. وتتوزع مسؤوليات إدارة البيانات على أدوار محددة: كبير مسؤولي البيانات المسؤول عن استراتيجية البيانات والامتثال والأمن، ومجلس حوكمة البيانات الذي يدير مبادرات الحوكمة والتصعيدات، ومكتب حوكمة البيانات الذي ينسّق الأدوار عبر المؤسسة، ومشرف البيانات المسؤول عن إنشاء البيانات الوصفية وتوثيق القواعد ومعالجة مشكلات الجودة. ويمكن لأي مؤسسة أن تتبنى أحد ثلاثة نماذج لتشغيل حوكمة بياناتها: النموذج المركزي حيث تشرف جهة واحدة على جميع الأنشطة، أو النموذج المتكرر حيث تتبنى كل وحدة أعمال نفس نموذج التشغيل بشكل مستقل، أو النموذج الاتحادي حيث تنسّق جهة واحدة مع وحدات الأعمال المتعددة للحفاظ على تعريفات ومعايير متسقة. وتُقاس جودة البيانات عبر ستة معايير: الصلاحية، والاكتمال، والاتساق، والتحديث، والتوقيت، والتفرد، على أن يركز الاهتمام أولًا على البيانات الأكثر أهمية للمؤسسة وعملائها.</w:t>
+        <w:t xml:space="preserve">المحور الثالث: حوكمة البيانات الصحية. حوكمة البيانات هي ممارسة السلطة والتحكم، أي التخطيط والتنفيذ والمراقبة والإنفاذ، في إدارة أصول البيانات. أما إدارة البيانات نفسها فهي تطوير وتنفيذ الخطط والسياسات التي توفر وتحمي وتعزز قيمة هذه الأصول طوال دورات حياتها؛ فالحوكمة تحدد "ماذا" يجب فعله، والإدارة تتولى "كيف" يتحقق ذلك على أرض الواقع. في السياق الصحي، تهدف حوكمة البيانات إلى حماية خصوصية المريض وأمنه، وتحسين جودة البيانات وسلامتها، وضمان الامتثال للوائح، وتحسين نتائج المرضى، وتعزيز فائدة البيانات وقابلية التشغيل البيني، وتحديد المسؤوليات بوضوح. وتقوم حوكمة البيانات على ست وظائف أساسية: الاستراتيجية التي تحدد الاتجاه العام، والسياسات التي تضع القواعد الناظمة، والمعايير التي توحّد مقاييس الجودة، والإشراف الذي يتابع الالتزام، والامتثال الذي يضمن التوافق مع اللوائح، وإدارة المشكلات التي ترصد مشكلات الجودة وتعالجها. وتتوزع مسؤوليات إدارة البيانات على أدوار محددة: لجنة توجيه حوكمة البيانات، وهي أعلى سلطة إشرافية على منظومة الحوكمة بأكملها؛ وكبير مسؤولي البيانات المسؤول عن استراتيجية البيانات والامتثال والأمن؛ ومجلس حوكمة البيانات الذي يدير مبادرات الحوكمة والتصعيدات؛ ومكتب حوكمة البيانات الذي ينسّق الأدوار عبر المؤسسة؛ ومالكو البيانات، وهم المسؤولون المباشرون عن دقة بيانات مجالهم واستخدامها؛ ومشرف البيانات المسؤول عن إنشاء البيانات الوصفية وتوثيق القواعد ومعالجة مشكلات الجودة. ويمكن لأي مؤسسة أن تتبنى أحد ثلاثة نماذج لتشغيل حوكمة بياناتها: النموذج المركزي حيث تشرف جهة واحدة على جميع الأنشطة، أو النموذج المتكرر حيث تتبنى كل وحدة أعمال نفس نموذج التشغيل بشكل مستقل، أو النموذج الاتحادي حيث تنسّق جهة واحدة مع وحدات الأعمال المتعددة للحفاظ على تعريفات ومعايير متسقة. وتُبنى سياسات البيانات وفق ستة محاور رئيسية: إدارة البيانات الصحية، وجودة البيانات، وخصوصية البيانات، وأمن البيانات، وإدارة الوصول، ومشاركة البيانات. وتُقاس جودة البيانات عبر ستة معايير: الصلاحية، والاكتمال، والاتساق، والتحديث، والتوقيت، والتفرد، على أن يركز الاهتمام أولًا على البيانات الأكثر أهمية للمؤسسة وعملائها.</w:t>
       </w:r>
     </w:p>
     <w:p>
@@ -3918,7 +3918,7 @@
           <w:szCs w:val="22"/>
           <w:rtl/>
         </w:rPr>
-        <w:t xml:space="preserve">المحور الثاني: أشهر معايير الرعاية الصحية. SNOMED CT هو أشمل معيار عالمي للمصطلحات الطبية السريرية، يُستخدم لتوحيد تسجيل البيانات الصحية داخل الأنظمة الإلكترونية، بحيث تصبح البيانات مفهومة للبشر والأنظمة الحاسوبية، وقابلة للتبادل بين المؤسسات الصحية بسهولة ودقة، من خلال ثلاثة مكونات: المفاهيم، ولكل مفهوم طبي معرّف رقمي فريد عالميًا؛ والأوصاف، التي تضم الاسم الرسمي والمرادفات؛ والعلاقات، التي تربط المفاهيم الطبية ببعضها بطريقة منطقية داخل هيكل هرمي. أما HL7 FHIR، فهو معيار حديث قائم على واجهة برمجة التطبيقات، مصمم لتبادل المعلومات الصحية الإلكترونية بسرعة وأمان عبر أنظمة متنوعة، يقسّم البيانات الطبية المعقدة إلى مكونات صغيرة يسهل إدارتها تُسمى "الموارد"، مثل المريض والحساسية ونتائج المختبر، باستخدام تقنيات الويب الحديثة. وأخيرًا التصنيف الدولي للأمراض ICD-10/11، وهو المعيار العالمي لمعلومات التشخيص الصحي الذي طورته وتتولى صيانته منظمة الصحة العالمية، ويمثل الإصدار الحادي عشر أحدث تطور لهذا النظام، بدقة محسّنة تضم أكثر من سبعة عشر ألف رمز فريد وأكثر من مئة وعشرين ألف مصطلح قابل للترميز، مع تكامل رقمي كامل مع السجلات الصحية الإلكترونية الحديثة.</w:t>
+        <w:t xml:space="preserve">المحور الثاني: أشهر معايير الرعاية الصحية. SNOMED CT هو أشمل معيار عالمي للمصطلحات الطبية السريرية، يُستخدم لتوحيد تسجيل البيانات الصحية داخل الأنظمة الإلكترونية، بحيث تصبح البيانات مفهومة للبشر والأنظمة الحاسوبية، وقابلة للتبادل بين المؤسسات الصحية بسهولة ودقة، من خلال ثلاثة مكونات: المفاهيم، ولكل مفهوم طبي معرّف رقمي فريد عالميًا؛ والأوصاف، التي تضم الاسم الرسمي والمرادفات؛ والعلاقات، التي تربط المفاهيم الطبية ببعضها بطريقة منطقية داخل هيكل هرمي. أما HL7 FHIR، فهو معيار حديث قائم على واجهة برمجة التطبيقات، مصمم لتبادل المعلومات الصحية الإلكترونية بسرعة وأمان عبر أنظمة متنوعة، يقسّم البيانات الطبية المعقدة إلى مكونات صغيرة يسهل إدارتها تُسمى "الموارد"، مثل المريض والحساسية ونتائج المختبر، باستخدام تقنيات الويب الحديثة. وأخيرًا التصنيف الدولي للأمراض ICD-10/11، وهو المعيار العالمي لمعلومات التشخيص الصحي الذي طورته وتتولى صيانته منظمة الصحة العالمية، ويمثل الإصدار الحادي عشر أحدث تطور لهذا النظام، بدقة محسّنة تضم أكثر من سبعة عشر ألف رمز فريد وأكثر من مئة وعشرين ألف مصطلح قابل للترميز، مع تكامل رقمي كامل مع السجلات الصحية الإلكترونية الحديثة. ومن المعايير المكمّلة أيضًا معيار DICOM لتبادل الصور الطبية، ومعيار EDI لتبادل البيانات الإلكتروني بين الأنظمة المالية والإدارية. وتلعب المعايير عمومًا دورًا في توحيد الجودة والسلامة أيضًا؛ فمعيار ISO 13485 يحدد متطلبات نظام إدارة الجودة للأجهزة الطبية، ومعيار IEC 62304 ينظم دورة حياة البرمجيات الطبية، بينما يوفر إطار NICE للمعايير السريرية Evidence Standards Framework مرجعية لتقييم الأدلة الرقمية، وتضمن علامة CE ولائحة الأجهزة الطبية الأوروبية EU MDR مطابقة الجهاز لمتطلبات السلامة قبل طرحه في السوق.</w:t>
       </w:r>
     </w:p>
     <w:p>
@@ -4901,7 +4901,7 @@
           <w:szCs w:val="22"/>
           <w:rtl/>
         </w:rPr>
-        <w:t xml:space="preserve">نركز في هذه الشريحة على الأمن السيبراني في الرعاية الصحية وإدارة الحوادث. المحور الأول: الأمن السيبراني في الرعاية الصحية. في مجال الرعاية الصحية تحديدًا، يشمل الأمن السيبراني حماية بيانات المرضى الحساسة والأجهزة الطبية والبنية التحتية لتكنولوجيا المعلومات، لضمان سلامة المرضى واستمرارية العمليات. وتُصنَّف التهديدات إلى فئات رئيسية: برامج الفدية والبرامج الضارة التي تُشفّر البيانات وتُعطّل الأنظمة السريرية للمطالبة بفدية؛ والتصيّد الاحتيالي والهندسة الاجتماعية التي تستهدف الموظفين لسرقة بيانات اعتمادهم، وهي الأكثر شيوعًا؛ واختراقات البيانات للوصول غير المصرح به لبيانات المرضى الحساسة؛ والتهديدات الداخلية من الموظفين أو الشركاء، عمدًا أو عن طريق الخطأ. وتُعد التقارير واضحة في هذا الشأن: أبرز هذه التهديدات هي التصيد الاحتيالي بنسبة أربعين بالمئة، تليه اختراقات البيانات بنسبة عشرين بالمئة، ثم برامج الفدية بنسبة اثني عشر بالمئة. وإدارة حوادث الأمن السيبراني هي عملية منظمة ودورية تُستخدم للكشف عن الهجمات الإلكترونية واحتوائها وحلها، مع تقليل الأضرار إلى أدنى حد، وتمر بخمس مراحل رئيسية: الاستعداد ببناء القدرات وتشكيل فريق الاستجابة، فالكشف والتحليل لرصد مؤشرات الاختراق، فالاحتواء للحد من انتشار الهجوم، فالاستئصال والتعافي لإزالة السبب الجذري وإعادة الأنظمة لوضعها الطبيعي، وأخيرًا الأنشطة اللاحقة للحادث لتوثيق الدروس المستفادة.</w:t>
+        <w:t xml:space="preserve">نركز في هذه الشريحة على الأمن السيبراني في الرعاية الصحية وإدارة الحوادث. المحور الأول: الأمن السيبراني في الرعاية الصحية. في مجال الرعاية الصحية تحديدًا، يشمل الأمن السيبراني حماية بيانات المرضى الحساسة والأجهزة الطبية والبنية التحتية لتكنولوجيا المعلومات، لضمان سلامة المرضى واستمرارية العمليات. وتُصنَّف التهديدات إلى ثماني فئات رئيسية: برامج الفدية والبرامج الضارة التي تُشفّر البيانات وتُعطّل الأنظمة السريرية للمطالبة بفدية؛ والتصيّد الاحتيالي والهندسة الاجتماعية التي تستهدف الموظفين لسرقة بيانات اعتمادهم، وهي الأكثر شيوعًا؛ واختراقات البيانات للوصول غير المصرح به لبيانات المرضى الحساسة؛ والتهديدات الداخلية من الموظفين أو الشركاء، عمدًا أو عن طريق الخطأ؛ واختراق إنترنت الأشياء الطبية الذي قد يعرّض سلامة المريض للخطر مباشرة؛ وهجمات الحرمان من الخدمة الموزعة؛ ومخاطر الأطراف الثالثة وسلسلة التوريد؛ واستغلال الأنظمة القديمة التي يصعب تحديثها. وتُعد التقارير واضحة في هذا الشأن: أبرز هذه التهديدات هي التصيد الاحتيالي بنسبة أربعين بالمئة، تليه اختراقات البيانات بنسبة عشرين بالمئة، ثم برامج الفدية بنسبة اثني عشر بالمئة. وإدارة حوادث الأمن السيبراني هي عملية منظمة ودورية تُستخدم للكشف عن الهجمات الإلكترونية واحتوائها وحلها، مع تقليل الأضرار إلى أدنى حد، وتمر بخمس مراحل رئيسية: الاستعداد ببناء القدرات وتشكيل فريق الاستجابة، فالكشف والتحليل لرصد مؤشرات الاختراق، فالاحتواء للحد من انتشار الهجوم، فالاستئصال والتعافي لإزالة السبب الجذري وإعادة الأنظمة لوضعها الطبيعي، وأخيرًا الأنشطة اللاحقة للحادث لتوثيق الدروس المستفادة.</w:t>
       </w:r>
     </w:p>
     <w:p>
@@ -5239,7 +5239,7 @@
           <w:szCs w:val="22"/>
           <w:rtl/>
         </w:rPr>
-        <w:t xml:space="preserve">المحور الثاني: المرونة السيبرانية وأطر الأمن السيبراني. تصميم وبناء المرونة السيبرانية الشاملة نهج استراتيجي يتجاوز مجرد الوقاية، لأنه يُسلّم بأن الاختراقات أمر لا مفر منه. فبينما يركز الأمن السيبراني على منع الاختراقات من خلال الدفاعات، تركز المرونة السيبرانية على استمرارية العمليات واستعادتها عند وقوع الاختراق فعليًا. وتقل احتمالية تعرض المؤسسات ذات المرونة العالية للهجمات المتقدمة بنسبة تسعة وستين بالمئة. وتستند الاستراتيجية المرنة إلى أربعة أركان: توقع التهديدات، ومقاومة الهجمات من خلال الاحتواء، والتعافي من خلال بروتوكولات مُختبَرة، والتكيف بناءً على الدروس المستفادة. وتساعد أطر الأمن السيبراني المؤسسات على إدارة المخاطر والحد منها؛ فإطار المعهد الوطني للمعايير والتكنولوجيا NIST يقوم على ست وظائف أساسية: التحديد، والحماية، والكشف، والاستجابة، والاستعادة، والحوكمة. أما المعيار الدولي ISO 27001 فهو الرائد لأنظمة إدارة أمن المعلومات، يوفر إطارًا من السياسات والإجراءات والضوابط لحماية بيانات المؤسسة، عبر نهج قائم على المخاطر يبدأ بتحديد الأصول ثم التهديدات ثم نقاط الضعف ثم تقييم المخاطر وأخيرًا معالجتها.</w:t>
+        <w:t xml:space="preserve">المحور الثاني: المرونة السيبرانية وأطر الأمن السيبراني. الأمن يمثّل عاملًا حاسمًا في تبني تكنولوجيا الرعاية الصحية؛ فهو عائق كبير ودافع للابتكار في آنٍ واحد. فرغم أن التدابير الأمنية القوية تُعزز الثقة وتُسهّل قبول التقنية، إلا أن الخوف من اختراقات البيانات غالبًا ما يُعيق تبني أنظمة جديدة أكثر كفاءة. والخطأ البشري لا يزال يُشكّل حلقة الضعف الأولى؛ فخمسة وتسعون بالمئة من الاختراقات تتضمن خطأً بشريًا كعامل رئيسي، وثمانية وسبعون بالمئة من المؤسسات الصحية سجّلت حادثة سيبرانية واحدة على الأقل خلال عام، مما يجعل التدريب والثقافة الأمنية ركيزة لا غنى عنها لتحسين معدلات التبني. تصميم وبناء المرونة السيبرانية الشاملة نهج استراتيجي يتجاوز مجرد الوقاية، لأنه يُسلّم بأن الاختراقات أمر لا مفر منه. فبينما يركز الأمن السيبراني على منع الاختراقات من خلال الدفاعات، تركز المرونة السيبرانية على استمرارية العمليات واستعادتها عند وقوع الاختراق فعليًا. وتقل احتمالية تعرض المؤسسات ذات المرونة العالية للهجمات المتقدمة بنسبة تسعة وستين بالمئة. وتستند الاستراتيجية المرنة إلى أربعة أركان: توقع التهديدات، ومقاومة الهجمات من خلال الاحتواء، والتعافي من خلال بروتوكولات مُختبَرة، والتكيف بناءً على الدروس المستفادة. وتساعد أطر الأمن السيبراني المؤسسات على إدارة المخاطر والحد منها؛ فإطار المعهد الوطني للمعايير والتكنولوجيا NIST يقوم على ست وظائف أساسية: التحديد، والحماية، والكشف، والاستجابة، والاستعادة، والحوكمة. أما المعيار الدولي ISO 27001 فهو الرائد لأنظمة إدارة أمن المعلومات، يوفر إطارًا من السياسات والإجراءات والضوابط لحماية بيانات المؤسسة، عبر نهج قائم على المخاطر يبدأ بتحديد الأصول ثم التهديدات ثم نقاط الضعف ثم تقييم المخاطر وأخيرًا معالجتها، ضمن دورة "خطط، نفّذ، راجع، حسّن".</w:t>
       </w:r>
     </w:p>
     <w:p>
@@ -6489,7 +6489,7 @@
           <w:szCs w:val="22"/>
           <w:rtl/>
         </w:rPr>
-        <w:t xml:space="preserve">تدور هذه الشريحة حول الخصوصية بالتصميم والتشريعات الدولية ونظام حماية البيانات السعودي. المحور الثاني: الخصوصية بالتصميم والتشريعات الدولية. الخصوصية بالتصميم إطار عمل يهدف إلى دمج الخصوصية في تصميم الأنظمة منذ البداية، وهو نهج استباقي يركز على منع انتهاكات الخصوصية قبل وقوعها. أما اللائحة العامة لحماية البيانات GDPR، فهي قانون شامل للاتحاد الأوروبي يمنح الأفراد سيطرة أكبر على بياناتهم، وتقوم على ستة مبادئ راسخة: العدالة والشفافية والمشروعية، وتحديد الغرض من جمع البيانات، وتقليل البيانات للحد الضروري، والدقة، وتحديد مدة التخزين، والنزاهة والسرية والمساءلة، وقد يؤدي عدم الامتثال لها إلى غرامات تصل إلى عشرين مليون يورو أو أربعة بالمئة من الإيرادات السنوية العالمية. وقانون HIPAA الأمريكي يضع معايير وطنية لحماية المعلومات الصحية الحساسة للمرضى من الإفصاح غير المصرح به، عبر ثلاث قواعد رئيسية: قاعدة الخصوصية التي تحدد قواعد استخدام المعلومات، وقاعدة الأمن التي تُلزم بضمانات تقنية ومادية وإدارية، وقاعدة الإبلاغ عن الاختراقات. وفي المملكة العربية السعودية، ينظم نظام حماية البيانات الشخصية، والذي تشرف عليه الهيئة السعودية للبيانات والذكاء الاصطناعي "سدايا"، كيفية قيام المؤسسات بجمع البيانات الشخصية واستخدامها وتخزينها ونقلها. ويقوم هذا النظام على ست مبادئ: المشروعية، وتحديد الغرض، وتقليل البيانات، والدقة، وتحديد مدة الاحتفاظ، وحماية البيانات عبر التشفير والتحكم في الوصول. ويمنح النظام أصحاب البيانات خمسة حقوق أساسية: الحق في العلم، والحق في الوصول، والحق في التصحيح، والحق في الإتلاف، والحق في سحب الموافقة في أي وقت.</w:t>
+        <w:t xml:space="preserve">تدور هذه الشريحة حول الخصوصية بالتصميم والتشريعات الدولية ونظام حماية البيانات السعودي. المحور الثاني: الخصوصية بالتصميم والتشريعات الدولية. الخصوصية بالتصميم إطار عمل يهدف إلى دمج الخصوصية في تصميم الأنظمة منذ البداية، وهو نهج استباقي يركز على منع انتهاكات الخصوصية قبل وقوعها. أما اللائحة العامة لحماية البيانات GDPR، فهي قانون شامل للاتحاد الأوروبي يمنح الأفراد سيطرة أكبر على بياناتهم، وتقوم على ستة مبادئ راسخة: العدالة والشفافية والمشروعية، وتحديد الغرض من جمع البيانات، وتقليل البيانات للحد الضروري، والدقة، وتحديد مدة التخزين، والنزاهة والسرية والمساءلة، وقد يؤدي عدم الامتثال لها إلى غرامات تصل إلى عشرين مليون يورو أو أربعة بالمئة من الإيرادات السنوية العالمية. وقانون HIPAA الأمريكي يضع معايير وطنية لحماية المعلومات الصحية الحساسة للمرضى من الإفصاح غير المصرح به، عبر ثلاث قواعد رئيسية: قاعدة الخصوصية التي تحدد قواعد استخدام المعلومات، وقاعدة الأمن التي تُلزم بضمانات تقنية ومادية وإدارية، وقاعدة الإبلاغ عن الاختراقات. وفي المملكة العربية السعودية، ينظم نظام حماية البيانات الشخصية، والذي تشرف عليه الهيئة السعودية للبيانات والذكاء الاصطناعي "سدايا"، كيفية قيام المؤسسات بجمع البيانات الشخصية واستخدامها وتخزينها ونقلها. ويقوم هذا النظام على ست مبادئ: المشروعية، وتحديد الغرض، وتقليل البيانات، والدقة، وتحديد مدة الاحتفاظ، وحماية البيانات عبر التشفير والتحكم في الوصول. ويمنح النظام أصحاب البيانات خمسة حقوق أساسية: الحق في العلم، والحق في الوصول، والحق في التصحيح، والحق في الإتلاف، والحق في سحب الموافقة في أي وقت. ويشترط النظام أساسًا قانونيًا واضحًا لأي معالجة للبيانات، إما بالموافقة، أو الالتزام القانوني، أو تنفيذ عقد، أو مصلحة مشروعة، على أن تكون الموافقة نفسها صريحة وواضحة وموثقة وقابلة للسحب في أي وقت. ولا يجوز نقل البيانات خارج المملكة إلا وفق ضوابط محددة، ويجب الإبلاغ عن أي اختراق أمني للجهة المختصة وللأفراد المتضررين عند الحاجة.</w:t>
       </w:r>
     </w:p>
     <w:p>
